--- a/Knowledge/3-Work knowledge/1-Software Engineering/2-Testing/5-My Source/1-ISTQB Foundation Level/5-Test Management/5-Metrics used in Testing.docx
+++ b/Knowledge/3-Work knowledge/1-Software Engineering/2-Testing/5-My Source/1-ISTQB Foundation Level/5-Test Management/5-Metrics used in Testing.docx
@@ -36,51 +36,77 @@
       </w:pPr>
       <w:r>
         <w:rPr>
-          <w:b/>
-          <w:shd w:val="clear" w:color="auto" w:fill="B7B7B7"/>
-        </w:rPr>
-        <w:t># Source</w:t>
-      </w:r>
-      <w:r>
-        <w:rPr>
-          <w:shd w:val="clear" w:color="auto" w:fill="B7B7B7"/>
-        </w:rPr>
-        <w:t xml:space="preserve">: </w:t>
-      </w:r>
-      <w:r>
-        <w:rPr>
-          <w:b/>
-          <w:shd w:val="clear" w:color="auto" w:fill="B7B7B7"/>
-        </w:rPr>
-        <w:t xml:space="preserve">Chatgpt </w:t>
-      </w:r>
-      <w:r>
-        <w:rPr>
-          <w:b/>
-          <w:sz w:val="14"/>
-          <w:szCs w:val="14"/>
-          <w:shd w:val="clear" w:color="auto" w:fill="B7B7B7"/>
-        </w:rPr>
-        <w:t>(GPT</w:t>
-      </w:r>
-      <w:r>
-        <w:rPr>
-          <w:rFonts w:ascii="Cambria Math" w:hAnsi="Cambria Math" w:cs="Cambria Math"/>
-          <w:b/>
-          <w:sz w:val="14"/>
-          <w:szCs w:val="14"/>
-          <w:shd w:val="clear" w:color="auto" w:fill="B7B7B7"/>
+          <w:rFonts w:ascii="Arial" w:eastAsia="Arial" w:hAnsi="Arial" w:cs="Arial"/>
+          <w:b/>
+          <w:color w:val="000000"/>
+          <w:sz w:val="18"/>
+          <w:highlight w:val="lightGray"/>
+        </w:rPr>
+        <w:t># Source: AI Source: Provided by: [Data Path</w:t>
+      </w:r>
+      <w:r>
+        <w:rPr>
+          <w:rFonts w:ascii="Arial" w:eastAsia="Arial" w:hAnsi="Arial" w:cs="Arial"/>
+          <w:color w:val="000000"/>
+          <w:sz w:val="18"/>
+          <w:highlight w:val="lightGray"/>
+        </w:rPr>
+        <w:t xml:space="preserve">: Persons Table -&gt; ID Column: 1, Name_En Column: Motasem Essam] -&gt; </w:t>
+      </w:r>
+      <w:r>
+        <w:rPr>
+          <w:rFonts w:ascii="Arial" w:eastAsia="Arial" w:hAnsi="Arial" w:cs="Arial"/>
+          <w:b/>
+          <w:color w:val="000000"/>
+          <w:sz w:val="18"/>
+          <w:highlight w:val="lightGray"/>
+        </w:rPr>
+        <w:t>From:</w:t>
+      </w:r>
+      <w:r>
+        <w:rPr>
+          <w:rFonts w:ascii="Arial" w:eastAsia="Arial" w:hAnsi="Arial" w:cs="Arial"/>
+          <w:color w:val="000000"/>
+          <w:sz w:val="18"/>
+          <w:highlight w:val="lightGray"/>
+        </w:rPr>
+        <w:t xml:space="preserve"> [Chatgpt (GPT</w:t>
+      </w:r>
+      <w:r>
+        <w:rPr>
+          <w:rFonts w:ascii="Arial" w:eastAsia="Arial" w:hAnsi="Arial" w:cs="Cambria Math"/>
+          <w:color w:val="000000"/>
+          <w:sz w:val="18"/>
+          <w:highlight w:val="lightGray"/>
         </w:rPr>
         <w:t>‑</w:t>
       </w:r>
       <w:r>
         <w:rPr>
-          <w:b/>
-          <w:sz w:val="14"/>
-          <w:szCs w:val="14"/>
-          <w:shd w:val="clear" w:color="auto" w:fill="B7B7B7"/>
-        </w:rPr>
-        <w:t>5 Mini) at [8/18/2025]</w:t>
+          <w:rFonts w:ascii="Arial" w:eastAsia="Arial" w:hAnsi="Arial" w:cs="Arial"/>
+          <w:color w:val="000000"/>
+          <w:sz w:val="18"/>
+          <w:highlight w:val="lightGray"/>
+        </w:rPr>
+        <w:t xml:space="preserve">5 Mini)] </w:t>
+      </w:r>
+      <w:r>
+        <w:rPr>
+          <w:rFonts w:ascii="Arial" w:eastAsia="Arial" w:hAnsi="Arial" w:cs="Arial"/>
+          <w:b/>
+          <w:color w:val="000000"/>
+          <w:sz w:val="18"/>
+          <w:highlight w:val="lightGray"/>
+        </w:rPr>
+        <w:t>on</w:t>
+      </w:r>
+      <w:r>
+        <w:rPr>
+          <w:rFonts w:ascii="Arial" w:eastAsia="Arial" w:hAnsi="Arial"/>
+          <w:sz w:val="18"/>
+          <w:highlight w:val="lightGray"/>
+        </w:rPr>
+        <w:t xml:space="preserve"> [8/18/2025]</w:t>
       </w:r>
     </w:p>
     <w:p>
@@ -137,7 +163,7 @@
           <w:ilvl w:val="0"/>
           <w:numId w:val="6"/>
         </w:numPr>
-        <w:spacing w:before="240"/>
+        <w:spacing w:before="240" w:after="0" w:line="276" w:lineRule="auto"/>
       </w:pPr>
       <w:r>
         <w:rPr>
@@ -166,6 +192,7 @@
           <w:ilvl w:val="0"/>
           <w:numId w:val="6"/>
         </w:numPr>
+        <w:spacing w:after="0" w:line="276" w:lineRule="auto"/>
       </w:pPr>
       <w:r>
         <w:rPr>
@@ -194,6 +221,7 @@
           <w:ilvl w:val="0"/>
           <w:numId w:val="6"/>
         </w:numPr>
+        <w:spacing w:after="0" w:line="276" w:lineRule="auto"/>
       </w:pPr>
       <w:r>
         <w:rPr>
@@ -222,7 +250,7 @@
           <w:ilvl w:val="0"/>
           <w:numId w:val="6"/>
         </w:numPr>
-        <w:spacing w:after="240"/>
+        <w:spacing w:after="240" w:line="276" w:lineRule="auto"/>
       </w:pPr>
       <w:r>
         <w:rPr>
@@ -249,7 +277,7 @@
     </w:p>
     <w:p>
       <w:r>
-        <w:pict w14:anchorId="5D18DC1D">
+        <w:pict w14:anchorId="536E6C4F">
           <v:rect id="_x0000_i1025" style="width:0;height:1.5pt" o:hralign="center" o:hrstd="t" o:hr="t" fillcolor="#a0a0a0" stroked="f"/>
         </w:pict>
       </w:r>
@@ -285,51 +313,77 @@
       </w:pPr>
       <w:r>
         <w:rPr>
-          <w:b/>
-          <w:shd w:val="clear" w:color="auto" w:fill="B7B7B7"/>
-        </w:rPr>
-        <w:t># Source</w:t>
-      </w:r>
-      <w:r>
-        <w:rPr>
-          <w:shd w:val="clear" w:color="auto" w:fill="B7B7B7"/>
-        </w:rPr>
-        <w:t xml:space="preserve">: </w:t>
-      </w:r>
-      <w:r>
-        <w:rPr>
-          <w:b/>
-          <w:shd w:val="clear" w:color="auto" w:fill="B7B7B7"/>
-        </w:rPr>
-        <w:t xml:space="preserve">Chatgpt </w:t>
-      </w:r>
-      <w:r>
-        <w:rPr>
-          <w:b/>
-          <w:sz w:val="14"/>
-          <w:szCs w:val="14"/>
-          <w:shd w:val="clear" w:color="auto" w:fill="B7B7B7"/>
-        </w:rPr>
-        <w:t>(GPT</w:t>
-      </w:r>
-      <w:r>
-        <w:rPr>
-          <w:rFonts w:ascii="Cambria Math" w:hAnsi="Cambria Math" w:cs="Cambria Math"/>
-          <w:b/>
-          <w:sz w:val="14"/>
-          <w:szCs w:val="14"/>
-          <w:shd w:val="clear" w:color="auto" w:fill="B7B7B7"/>
+          <w:rFonts w:ascii="Arial" w:eastAsia="Arial" w:hAnsi="Arial" w:cs="Arial"/>
+          <w:b/>
+          <w:color w:val="000000"/>
+          <w:sz w:val="18"/>
+          <w:highlight w:val="lightGray"/>
+        </w:rPr>
+        <w:t># Source: AI Source: Provided by: [Data Path</w:t>
+      </w:r>
+      <w:r>
+        <w:rPr>
+          <w:rFonts w:ascii="Arial" w:eastAsia="Arial" w:hAnsi="Arial" w:cs="Arial"/>
+          <w:color w:val="000000"/>
+          <w:sz w:val="18"/>
+          <w:highlight w:val="lightGray"/>
+        </w:rPr>
+        <w:t xml:space="preserve">: Persons Table -&gt; ID Column: 1, Name_En Column: Motasem Essam] -&gt; </w:t>
+      </w:r>
+      <w:r>
+        <w:rPr>
+          <w:rFonts w:ascii="Arial" w:eastAsia="Arial" w:hAnsi="Arial" w:cs="Arial"/>
+          <w:b/>
+          <w:color w:val="000000"/>
+          <w:sz w:val="18"/>
+          <w:highlight w:val="lightGray"/>
+        </w:rPr>
+        <w:t>From:</w:t>
+      </w:r>
+      <w:r>
+        <w:rPr>
+          <w:rFonts w:ascii="Arial" w:eastAsia="Arial" w:hAnsi="Arial" w:cs="Arial"/>
+          <w:color w:val="000000"/>
+          <w:sz w:val="18"/>
+          <w:highlight w:val="lightGray"/>
+        </w:rPr>
+        <w:t xml:space="preserve"> [Chatgpt (GPT</w:t>
+      </w:r>
+      <w:r>
+        <w:rPr>
+          <w:rFonts w:ascii="Arial" w:eastAsia="Arial" w:hAnsi="Arial" w:cs="Cambria Math"/>
+          <w:color w:val="000000"/>
+          <w:sz w:val="18"/>
+          <w:highlight w:val="lightGray"/>
         </w:rPr>
         <w:t>‑</w:t>
       </w:r>
       <w:r>
         <w:rPr>
-          <w:b/>
-          <w:sz w:val="14"/>
-          <w:szCs w:val="14"/>
-          <w:shd w:val="clear" w:color="auto" w:fill="B7B7B7"/>
-        </w:rPr>
-        <w:t>5 Mini) at [8/18/2025]</w:t>
+          <w:rFonts w:ascii="Arial" w:eastAsia="Arial" w:hAnsi="Arial" w:cs="Arial"/>
+          <w:color w:val="000000"/>
+          <w:sz w:val="18"/>
+          <w:highlight w:val="lightGray"/>
+        </w:rPr>
+        <w:t xml:space="preserve">5 Mini)] </w:t>
+      </w:r>
+      <w:r>
+        <w:rPr>
+          <w:rFonts w:ascii="Arial" w:eastAsia="Arial" w:hAnsi="Arial" w:cs="Arial"/>
+          <w:b/>
+          <w:color w:val="000000"/>
+          <w:sz w:val="18"/>
+          <w:highlight w:val="lightGray"/>
+        </w:rPr>
+        <w:t>on</w:t>
+      </w:r>
+      <w:r>
+        <w:rPr>
+          <w:rFonts w:ascii="Arial" w:eastAsia="Arial" w:hAnsi="Arial"/>
+          <w:sz w:val="18"/>
+          <w:highlight w:val="lightGray"/>
+        </w:rPr>
+        <w:t xml:space="preserve"> [8/18/2025]</w:t>
       </w:r>
     </w:p>
     <w:p>
@@ -352,7 +406,7 @@
           <w:ilvl w:val="0"/>
           <w:numId w:val="2"/>
         </w:numPr>
-        <w:spacing w:before="240"/>
+        <w:spacing w:before="240" w:after="0" w:line="276" w:lineRule="auto"/>
       </w:pPr>
       <w:r>
         <w:rPr>
@@ -380,6 +434,7 @@
           <w:ilvl w:val="0"/>
           <w:numId w:val="2"/>
         </w:numPr>
+        <w:spacing w:after="0" w:line="276" w:lineRule="auto"/>
       </w:pPr>
       <w:r>
         <w:rPr>
@@ -407,6 +462,7 @@
           <w:ilvl w:val="0"/>
           <w:numId w:val="2"/>
         </w:numPr>
+        <w:spacing w:after="0" w:line="276" w:lineRule="auto"/>
       </w:pPr>
       <w:r>
         <w:rPr>
@@ -434,6 +490,7 @@
           <w:ilvl w:val="0"/>
           <w:numId w:val="2"/>
         </w:numPr>
+        <w:spacing w:after="0" w:line="276" w:lineRule="auto"/>
       </w:pPr>
       <w:r>
         <w:rPr>
@@ -461,14 +518,13 @@
           <w:ilvl w:val="0"/>
           <w:numId w:val="2"/>
         </w:numPr>
-        <w:spacing w:after="240"/>
-      </w:pPr>
-      <w:r>
-        <w:rPr>
-          <w:rFonts w:ascii="Roboto Mono" w:eastAsia="Roboto Mono" w:hAnsi="Roboto Mono" w:cs="Roboto Mono"/>
-          <w:b/>
-        </w:rPr>
-        <w:lastRenderedPageBreak/>
+        <w:spacing w:after="240" w:line="276" w:lineRule="auto"/>
+      </w:pPr>
+      <w:r>
+        <w:rPr>
+          <w:rFonts w:ascii="Roboto Mono" w:eastAsia="Roboto Mono" w:hAnsi="Roboto Mono" w:cs="Roboto Mono"/>
+          <w:b/>
+        </w:rPr>
         <w:t>Test Effort Variance</w:t>
       </w:r>
       <w:r>
@@ -483,7 +539,7 @@
     </w:p>
     <w:p>
       <w:r>
-        <w:pict w14:anchorId="1DC12DA9">
+        <w:pict w14:anchorId="4E3DFEF8">
           <v:rect id="_x0000_i1026" style="width:0;height:1.5pt" o:hralign="center" o:hrstd="t" o:hr="t" fillcolor="#a0a0a0" stroked="f"/>
         </w:pict>
       </w:r>
@@ -506,51 +562,77 @@
       </w:pPr>
       <w:r>
         <w:rPr>
-          <w:b/>
-          <w:shd w:val="clear" w:color="auto" w:fill="B7B7B7"/>
-        </w:rPr>
-        <w:t># Source</w:t>
-      </w:r>
-      <w:r>
-        <w:rPr>
-          <w:shd w:val="clear" w:color="auto" w:fill="B7B7B7"/>
-        </w:rPr>
-        <w:t xml:space="preserve">: </w:t>
-      </w:r>
-      <w:r>
-        <w:rPr>
-          <w:b/>
-          <w:shd w:val="clear" w:color="auto" w:fill="B7B7B7"/>
-        </w:rPr>
-        <w:t xml:space="preserve">Chatgpt </w:t>
-      </w:r>
-      <w:r>
-        <w:rPr>
-          <w:b/>
-          <w:sz w:val="14"/>
-          <w:szCs w:val="14"/>
-          <w:shd w:val="clear" w:color="auto" w:fill="B7B7B7"/>
-        </w:rPr>
-        <w:t>(GPT</w:t>
-      </w:r>
-      <w:r>
-        <w:rPr>
-          <w:rFonts w:ascii="Cambria Math" w:hAnsi="Cambria Math" w:cs="Cambria Math"/>
-          <w:b/>
-          <w:sz w:val="14"/>
-          <w:szCs w:val="14"/>
-          <w:shd w:val="clear" w:color="auto" w:fill="B7B7B7"/>
+          <w:rFonts w:ascii="Arial" w:eastAsia="Arial" w:hAnsi="Arial" w:cs="Arial"/>
+          <w:b/>
+          <w:color w:val="000000"/>
+          <w:sz w:val="18"/>
+          <w:highlight w:val="lightGray"/>
+        </w:rPr>
+        <w:t># Source: AI Source: Provided by: [Data Path</w:t>
+      </w:r>
+      <w:r>
+        <w:rPr>
+          <w:rFonts w:ascii="Arial" w:eastAsia="Arial" w:hAnsi="Arial" w:cs="Arial"/>
+          <w:color w:val="000000"/>
+          <w:sz w:val="18"/>
+          <w:highlight w:val="lightGray"/>
+        </w:rPr>
+        <w:t xml:space="preserve">: Persons Table -&gt; ID Column: 1, Name_En Column: Motasem Essam] -&gt; </w:t>
+      </w:r>
+      <w:r>
+        <w:rPr>
+          <w:rFonts w:ascii="Arial" w:eastAsia="Arial" w:hAnsi="Arial" w:cs="Arial"/>
+          <w:b/>
+          <w:color w:val="000000"/>
+          <w:sz w:val="18"/>
+          <w:highlight w:val="lightGray"/>
+        </w:rPr>
+        <w:t>From:</w:t>
+      </w:r>
+      <w:r>
+        <w:rPr>
+          <w:rFonts w:ascii="Arial" w:eastAsia="Arial" w:hAnsi="Arial" w:cs="Arial"/>
+          <w:color w:val="000000"/>
+          <w:sz w:val="18"/>
+          <w:highlight w:val="lightGray"/>
+        </w:rPr>
+        <w:t xml:space="preserve"> [Chatgpt (GPT</w:t>
+      </w:r>
+      <w:r>
+        <w:rPr>
+          <w:rFonts w:ascii="Arial" w:eastAsia="Arial" w:hAnsi="Arial" w:cs="Cambria Math"/>
+          <w:color w:val="000000"/>
+          <w:sz w:val="18"/>
+          <w:highlight w:val="lightGray"/>
         </w:rPr>
         <w:t>‑</w:t>
       </w:r>
       <w:r>
         <w:rPr>
-          <w:b/>
-          <w:sz w:val="14"/>
-          <w:szCs w:val="14"/>
-          <w:shd w:val="clear" w:color="auto" w:fill="B7B7B7"/>
-        </w:rPr>
-        <w:t>5 Mini) at [8/18/2025]</w:t>
+          <w:rFonts w:ascii="Arial" w:eastAsia="Arial" w:hAnsi="Arial" w:cs="Arial"/>
+          <w:color w:val="000000"/>
+          <w:sz w:val="18"/>
+          <w:highlight w:val="lightGray"/>
+        </w:rPr>
+        <w:t xml:space="preserve">5 Mini)] </w:t>
+      </w:r>
+      <w:r>
+        <w:rPr>
+          <w:rFonts w:ascii="Arial" w:eastAsia="Arial" w:hAnsi="Arial" w:cs="Arial"/>
+          <w:b/>
+          <w:color w:val="000000"/>
+          <w:sz w:val="18"/>
+          <w:highlight w:val="lightGray"/>
+        </w:rPr>
+        <w:t>on</w:t>
+      </w:r>
+      <w:r>
+        <w:rPr>
+          <w:rFonts w:ascii="Arial" w:eastAsia="Arial" w:hAnsi="Arial"/>
+          <w:sz w:val="18"/>
+          <w:highlight w:val="lightGray"/>
+        </w:rPr>
+        <w:t xml:space="preserve"> [8/18/2025]</w:t>
       </w:r>
     </w:p>
     <w:p>
@@ -573,7 +655,7 @@
           <w:ilvl w:val="0"/>
           <w:numId w:val="3"/>
         </w:numPr>
-        <w:spacing w:before="240"/>
+        <w:spacing w:before="240" w:after="0" w:line="276" w:lineRule="auto"/>
       </w:pPr>
       <w:r>
         <w:rPr>
@@ -601,6 +683,7 @@
           <w:ilvl w:val="0"/>
           <w:numId w:val="3"/>
         </w:numPr>
+        <w:spacing w:after="0" w:line="276" w:lineRule="auto"/>
       </w:pPr>
       <w:r>
         <w:rPr>
@@ -628,6 +711,7 @@
           <w:ilvl w:val="0"/>
           <w:numId w:val="3"/>
         </w:numPr>
+        <w:spacing w:after="0" w:line="276" w:lineRule="auto"/>
       </w:pPr>
       <w:r>
         <w:rPr>
@@ -655,6 +739,7 @@
           <w:ilvl w:val="0"/>
           <w:numId w:val="3"/>
         </w:numPr>
+        <w:spacing w:after="0" w:line="276" w:lineRule="auto"/>
       </w:pPr>
       <w:r>
         <w:rPr>
@@ -682,7 +767,7 @@
           <w:ilvl w:val="0"/>
           <w:numId w:val="3"/>
         </w:numPr>
-        <w:spacing w:after="240"/>
+        <w:spacing w:after="240" w:line="276" w:lineRule="auto"/>
       </w:pPr>
       <w:r>
         <w:rPr>
@@ -706,7 +791,7 @@
     </w:p>
     <w:p>
       <w:r>
-        <w:pict w14:anchorId="1701802B">
+        <w:pict w14:anchorId="3B6B5BFE">
           <v:rect id="_x0000_i1027" style="width:0;height:1.5pt" o:hralign="center" o:hrstd="t" o:hr="t" fillcolor="#a0a0a0" stroked="f"/>
         </w:pict>
       </w:r>
@@ -729,51 +814,77 @@
       </w:pPr>
       <w:r>
         <w:rPr>
-          <w:b/>
-          <w:shd w:val="clear" w:color="auto" w:fill="B7B7B7"/>
-        </w:rPr>
-        <w:t># Source</w:t>
-      </w:r>
-      <w:r>
-        <w:rPr>
-          <w:shd w:val="clear" w:color="auto" w:fill="B7B7B7"/>
-        </w:rPr>
-        <w:t xml:space="preserve">: </w:t>
-      </w:r>
-      <w:r>
-        <w:rPr>
-          <w:b/>
-          <w:shd w:val="clear" w:color="auto" w:fill="B7B7B7"/>
-        </w:rPr>
-        <w:t xml:space="preserve">Chatgpt </w:t>
-      </w:r>
-      <w:r>
-        <w:rPr>
-          <w:b/>
-          <w:sz w:val="14"/>
-          <w:szCs w:val="14"/>
-          <w:shd w:val="clear" w:color="auto" w:fill="B7B7B7"/>
-        </w:rPr>
-        <w:t>(GPT</w:t>
-      </w:r>
-      <w:r>
-        <w:rPr>
-          <w:rFonts w:ascii="Cambria Math" w:hAnsi="Cambria Math" w:cs="Cambria Math"/>
-          <w:b/>
-          <w:sz w:val="14"/>
-          <w:szCs w:val="14"/>
-          <w:shd w:val="clear" w:color="auto" w:fill="B7B7B7"/>
+          <w:rFonts w:ascii="Arial" w:eastAsia="Arial" w:hAnsi="Arial" w:cs="Arial"/>
+          <w:b/>
+          <w:color w:val="000000"/>
+          <w:sz w:val="18"/>
+          <w:highlight w:val="lightGray"/>
+        </w:rPr>
+        <w:t># Source: AI Source: Provided by: [Data Path</w:t>
+      </w:r>
+      <w:r>
+        <w:rPr>
+          <w:rFonts w:ascii="Arial" w:eastAsia="Arial" w:hAnsi="Arial" w:cs="Arial"/>
+          <w:color w:val="000000"/>
+          <w:sz w:val="18"/>
+          <w:highlight w:val="lightGray"/>
+        </w:rPr>
+        <w:t xml:space="preserve">: Persons Table -&gt; ID Column: 1, Name_En Column: Motasem Essam] -&gt; </w:t>
+      </w:r>
+      <w:r>
+        <w:rPr>
+          <w:rFonts w:ascii="Arial" w:eastAsia="Arial" w:hAnsi="Arial" w:cs="Arial"/>
+          <w:b/>
+          <w:color w:val="000000"/>
+          <w:sz w:val="18"/>
+          <w:highlight w:val="lightGray"/>
+        </w:rPr>
+        <w:t>From:</w:t>
+      </w:r>
+      <w:r>
+        <w:rPr>
+          <w:rFonts w:ascii="Arial" w:eastAsia="Arial" w:hAnsi="Arial" w:cs="Arial"/>
+          <w:color w:val="000000"/>
+          <w:sz w:val="18"/>
+          <w:highlight w:val="lightGray"/>
+        </w:rPr>
+        <w:t xml:space="preserve"> [Chatgpt (GPT</w:t>
+      </w:r>
+      <w:r>
+        <w:rPr>
+          <w:rFonts w:ascii="Arial" w:eastAsia="Arial" w:hAnsi="Arial" w:cs="Cambria Math"/>
+          <w:color w:val="000000"/>
+          <w:sz w:val="18"/>
+          <w:highlight w:val="lightGray"/>
         </w:rPr>
         <w:t>‑</w:t>
       </w:r>
       <w:r>
         <w:rPr>
-          <w:b/>
-          <w:sz w:val="14"/>
-          <w:szCs w:val="14"/>
-          <w:shd w:val="clear" w:color="auto" w:fill="B7B7B7"/>
-        </w:rPr>
-        <w:t>5 Mini) at [8/18/2025]</w:t>
+          <w:rFonts w:ascii="Arial" w:eastAsia="Arial" w:hAnsi="Arial" w:cs="Arial"/>
+          <w:color w:val="000000"/>
+          <w:sz w:val="18"/>
+          <w:highlight w:val="lightGray"/>
+        </w:rPr>
+        <w:t xml:space="preserve">5 Mini)] </w:t>
+      </w:r>
+      <w:r>
+        <w:rPr>
+          <w:rFonts w:ascii="Arial" w:eastAsia="Arial" w:hAnsi="Arial" w:cs="Arial"/>
+          <w:b/>
+          <w:color w:val="000000"/>
+          <w:sz w:val="18"/>
+          <w:highlight w:val="lightGray"/>
+        </w:rPr>
+        <w:t>on</w:t>
+      </w:r>
+      <w:r>
+        <w:rPr>
+          <w:rFonts w:ascii="Arial" w:eastAsia="Arial" w:hAnsi="Arial"/>
+          <w:sz w:val="18"/>
+          <w:highlight w:val="lightGray"/>
+        </w:rPr>
+        <w:t xml:space="preserve"> [8/18/2025]</w:t>
       </w:r>
     </w:p>
     <w:p>
@@ -796,7 +907,7 @@
           <w:ilvl w:val="0"/>
           <w:numId w:val="1"/>
         </w:numPr>
-        <w:spacing w:before="240"/>
+        <w:spacing w:before="240" w:after="0" w:line="276" w:lineRule="auto"/>
       </w:pPr>
       <w:r>
         <w:rPr>
@@ -824,6 +935,7 @@
           <w:ilvl w:val="0"/>
           <w:numId w:val="1"/>
         </w:numPr>
+        <w:spacing w:after="0" w:line="276" w:lineRule="auto"/>
       </w:pPr>
       <w:r>
         <w:rPr>
@@ -851,7 +963,7 @@
           <w:ilvl w:val="0"/>
           <w:numId w:val="1"/>
         </w:numPr>
-        <w:spacing w:after="240"/>
+        <w:spacing w:after="240" w:line="276" w:lineRule="auto"/>
       </w:pPr>
       <w:r>
         <w:rPr>
@@ -878,7 +990,7 @@
           <w:noProof/>
         </w:rPr>
         <w:drawing>
-          <wp:inline distT="114300" distB="114300" distL="114300" distR="114300" wp14:anchorId="6DA89CAB" wp14:editId="788F4A99">
+          <wp:inline distT="114300" distB="114300" distL="114300" distR="114300" wp14:anchorId="0B7275BD" wp14:editId="411B7BF9">
             <wp:extent cx="4352925" cy="514350"/>
             <wp:effectExtent l="0" t="0" r="0" b="0"/>
             <wp:docPr id="1" name="image1.png"/>
@@ -935,14 +1047,13 @@
           <w:ilvl w:val="0"/>
           <w:numId w:val="1"/>
         </w:numPr>
-        <w:spacing w:before="240" w:after="240"/>
-      </w:pPr>
-      <w:r>
-        <w:rPr>
-          <w:rFonts w:ascii="Roboto Mono" w:eastAsia="Roboto Mono" w:hAnsi="Roboto Mono" w:cs="Roboto Mono"/>
-          <w:b/>
-        </w:rPr>
-        <w:lastRenderedPageBreak/>
+        <w:spacing w:before="240" w:after="240" w:line="276" w:lineRule="auto"/>
+      </w:pPr>
+      <w:r>
+        <w:rPr>
+          <w:rFonts w:ascii="Roboto Mono" w:eastAsia="Roboto Mono" w:hAnsi="Roboto Mono" w:cs="Roboto Mono"/>
+          <w:b/>
+        </w:rPr>
         <w:t>Reopen Rate</w:t>
       </w:r>
       <w:r>
@@ -960,7 +1071,7 @@
     </w:p>
     <w:p>
       <w:r>
-        <w:pict w14:anchorId="2F9EA7F2">
+        <w:pict w14:anchorId="20B4E855">
           <v:rect id="_x0000_i1028" style="width:0;height:1.5pt" o:hralign="center" o:hrstd="t" o:hr="t" fillcolor="#a0a0a0" stroked="f"/>
         </w:pict>
       </w:r>
@@ -983,51 +1094,77 @@
       </w:pPr>
       <w:r>
         <w:rPr>
-          <w:b/>
-          <w:shd w:val="clear" w:color="auto" w:fill="B7B7B7"/>
-        </w:rPr>
-        <w:t># Source</w:t>
-      </w:r>
-      <w:r>
-        <w:rPr>
-          <w:shd w:val="clear" w:color="auto" w:fill="B7B7B7"/>
-        </w:rPr>
-        <w:t xml:space="preserve">: </w:t>
-      </w:r>
-      <w:r>
-        <w:rPr>
-          <w:b/>
-          <w:shd w:val="clear" w:color="auto" w:fill="B7B7B7"/>
-        </w:rPr>
-        <w:t xml:space="preserve">Chatgpt </w:t>
-      </w:r>
-      <w:r>
-        <w:rPr>
-          <w:b/>
-          <w:sz w:val="14"/>
-          <w:szCs w:val="14"/>
-          <w:shd w:val="clear" w:color="auto" w:fill="B7B7B7"/>
-        </w:rPr>
-        <w:t>(GPT</w:t>
-      </w:r>
-      <w:r>
-        <w:rPr>
-          <w:rFonts w:ascii="Cambria Math" w:hAnsi="Cambria Math" w:cs="Cambria Math"/>
-          <w:b/>
-          <w:sz w:val="14"/>
-          <w:szCs w:val="14"/>
-          <w:shd w:val="clear" w:color="auto" w:fill="B7B7B7"/>
+          <w:rFonts w:ascii="Arial" w:eastAsia="Arial" w:hAnsi="Arial" w:cs="Arial"/>
+          <w:b/>
+          <w:color w:val="000000"/>
+          <w:sz w:val="18"/>
+          <w:highlight w:val="lightGray"/>
+        </w:rPr>
+        <w:t># Source: AI Source: Provided by: [Data Path</w:t>
+      </w:r>
+      <w:r>
+        <w:rPr>
+          <w:rFonts w:ascii="Arial" w:eastAsia="Arial" w:hAnsi="Arial" w:cs="Arial"/>
+          <w:color w:val="000000"/>
+          <w:sz w:val="18"/>
+          <w:highlight w:val="lightGray"/>
+        </w:rPr>
+        <w:t xml:space="preserve">: Persons Table -&gt; ID Column: 1, Name_En Column: Motasem Essam] -&gt; </w:t>
+      </w:r>
+      <w:r>
+        <w:rPr>
+          <w:rFonts w:ascii="Arial" w:eastAsia="Arial" w:hAnsi="Arial" w:cs="Arial"/>
+          <w:b/>
+          <w:color w:val="000000"/>
+          <w:sz w:val="18"/>
+          <w:highlight w:val="lightGray"/>
+        </w:rPr>
+        <w:t>From:</w:t>
+      </w:r>
+      <w:r>
+        <w:rPr>
+          <w:rFonts w:ascii="Arial" w:eastAsia="Arial" w:hAnsi="Arial" w:cs="Arial"/>
+          <w:color w:val="000000"/>
+          <w:sz w:val="18"/>
+          <w:highlight w:val="lightGray"/>
+        </w:rPr>
+        <w:t xml:space="preserve"> [Chatgpt (GPT</w:t>
+      </w:r>
+      <w:r>
+        <w:rPr>
+          <w:rFonts w:ascii="Arial" w:eastAsia="Arial" w:hAnsi="Arial" w:cs="Cambria Math"/>
+          <w:color w:val="000000"/>
+          <w:sz w:val="18"/>
+          <w:highlight w:val="lightGray"/>
         </w:rPr>
         <w:t>‑</w:t>
       </w:r>
       <w:r>
         <w:rPr>
-          <w:b/>
-          <w:sz w:val="14"/>
-          <w:szCs w:val="14"/>
-          <w:shd w:val="clear" w:color="auto" w:fill="B7B7B7"/>
-        </w:rPr>
-        <w:t>5 Mini) at [8/18/2025]</w:t>
+          <w:rFonts w:ascii="Arial" w:eastAsia="Arial" w:hAnsi="Arial" w:cs="Arial"/>
+          <w:color w:val="000000"/>
+          <w:sz w:val="18"/>
+          <w:highlight w:val="lightGray"/>
+        </w:rPr>
+        <w:t xml:space="preserve">5 Mini)] </w:t>
+      </w:r>
+      <w:r>
+        <w:rPr>
+          <w:rFonts w:ascii="Arial" w:eastAsia="Arial" w:hAnsi="Arial" w:cs="Arial"/>
+          <w:b/>
+          <w:color w:val="000000"/>
+          <w:sz w:val="18"/>
+          <w:highlight w:val="lightGray"/>
+        </w:rPr>
+        <w:t>on</w:t>
+      </w:r>
+      <w:r>
+        <w:rPr>
+          <w:rFonts w:ascii="Arial" w:eastAsia="Arial" w:hAnsi="Arial"/>
+          <w:sz w:val="18"/>
+          <w:highlight w:val="lightGray"/>
+        </w:rPr>
+        <w:t xml:space="preserve"> [8/18/2025]</w:t>
       </w:r>
     </w:p>
     <w:p>
@@ -1050,7 +1187,7 @@
           <w:ilvl w:val="0"/>
           <w:numId w:val="5"/>
         </w:numPr>
-        <w:spacing w:before="240"/>
+        <w:spacing w:before="240" w:after="0" w:line="276" w:lineRule="auto"/>
       </w:pPr>
       <w:r>
         <w:rPr>
@@ -1078,6 +1215,7 @@
           <w:ilvl w:val="0"/>
           <w:numId w:val="5"/>
         </w:numPr>
+        <w:spacing w:after="0" w:line="276" w:lineRule="auto"/>
       </w:pPr>
       <w:r>
         <w:rPr>
@@ -1105,7 +1243,7 @@
           <w:ilvl w:val="0"/>
           <w:numId w:val="5"/>
         </w:numPr>
-        <w:spacing w:after="240"/>
+        <w:spacing w:after="240" w:line="276" w:lineRule="auto"/>
       </w:pPr>
       <w:r>
         <w:rPr>
@@ -1129,7 +1267,7 @@
     </w:p>
     <w:p>
       <w:r>
-        <w:pict w14:anchorId="749DBCD6">
+        <w:pict w14:anchorId="5741BC2D">
           <v:rect id="_x0000_i1029" style="width:0;height:1.5pt" o:hralign="center" o:hrstd="t" o:hr="t" fillcolor="#a0a0a0" stroked="f"/>
         </w:pict>
       </w:r>
@@ -1153,51 +1291,77 @@
       </w:pPr>
       <w:r>
         <w:rPr>
-          <w:b/>
-          <w:shd w:val="clear" w:color="auto" w:fill="B7B7B7"/>
-        </w:rPr>
-        <w:t># Source</w:t>
-      </w:r>
-      <w:r>
-        <w:rPr>
-          <w:shd w:val="clear" w:color="auto" w:fill="B7B7B7"/>
-        </w:rPr>
-        <w:t xml:space="preserve">: </w:t>
-      </w:r>
-      <w:r>
-        <w:rPr>
-          <w:b/>
-          <w:shd w:val="clear" w:color="auto" w:fill="B7B7B7"/>
-        </w:rPr>
-        <w:t xml:space="preserve">Chatgpt </w:t>
-      </w:r>
-      <w:r>
-        <w:rPr>
-          <w:b/>
-          <w:sz w:val="14"/>
-          <w:szCs w:val="14"/>
-          <w:shd w:val="clear" w:color="auto" w:fill="B7B7B7"/>
-        </w:rPr>
-        <w:t>(GPT</w:t>
-      </w:r>
-      <w:r>
-        <w:rPr>
-          <w:rFonts w:ascii="Cambria Math" w:hAnsi="Cambria Math" w:cs="Cambria Math"/>
-          <w:b/>
-          <w:sz w:val="14"/>
-          <w:szCs w:val="14"/>
-          <w:shd w:val="clear" w:color="auto" w:fill="B7B7B7"/>
+          <w:rFonts w:ascii="Arial" w:eastAsia="Arial" w:hAnsi="Arial" w:cs="Arial"/>
+          <w:b/>
+          <w:color w:val="000000"/>
+          <w:sz w:val="18"/>
+          <w:highlight w:val="lightGray"/>
+        </w:rPr>
+        <w:t># Source: AI Source: Provided by: [Data Path</w:t>
+      </w:r>
+      <w:r>
+        <w:rPr>
+          <w:rFonts w:ascii="Arial" w:eastAsia="Arial" w:hAnsi="Arial" w:cs="Arial"/>
+          <w:color w:val="000000"/>
+          <w:sz w:val="18"/>
+          <w:highlight w:val="lightGray"/>
+        </w:rPr>
+        <w:t xml:space="preserve">: Persons Table -&gt; ID Column: 1, Name_En Column: Motasem Essam] -&gt; </w:t>
+      </w:r>
+      <w:r>
+        <w:rPr>
+          <w:rFonts w:ascii="Arial" w:eastAsia="Arial" w:hAnsi="Arial" w:cs="Arial"/>
+          <w:b/>
+          <w:color w:val="000000"/>
+          <w:sz w:val="18"/>
+          <w:highlight w:val="lightGray"/>
+        </w:rPr>
+        <w:t>From:</w:t>
+      </w:r>
+      <w:r>
+        <w:rPr>
+          <w:rFonts w:ascii="Arial" w:eastAsia="Arial" w:hAnsi="Arial" w:cs="Arial"/>
+          <w:color w:val="000000"/>
+          <w:sz w:val="18"/>
+          <w:highlight w:val="lightGray"/>
+        </w:rPr>
+        <w:t xml:space="preserve"> [Chatgpt (GPT</w:t>
+      </w:r>
+      <w:r>
+        <w:rPr>
+          <w:rFonts w:ascii="Arial" w:eastAsia="Arial" w:hAnsi="Arial" w:cs="Cambria Math"/>
+          <w:color w:val="000000"/>
+          <w:sz w:val="18"/>
+          <w:highlight w:val="lightGray"/>
         </w:rPr>
         <w:t>‑</w:t>
       </w:r>
       <w:r>
         <w:rPr>
-          <w:b/>
-          <w:sz w:val="14"/>
-          <w:szCs w:val="14"/>
-          <w:shd w:val="clear" w:color="auto" w:fill="B7B7B7"/>
-        </w:rPr>
-        <w:t>5 Mini) at [8/18/2025]</w:t>
+          <w:rFonts w:ascii="Arial" w:eastAsia="Arial" w:hAnsi="Arial" w:cs="Arial"/>
+          <w:color w:val="000000"/>
+          <w:sz w:val="18"/>
+          <w:highlight w:val="lightGray"/>
+        </w:rPr>
+        <w:t xml:space="preserve">5 Mini)] </w:t>
+      </w:r>
+      <w:r>
+        <w:rPr>
+          <w:rFonts w:ascii="Arial" w:eastAsia="Arial" w:hAnsi="Arial" w:cs="Arial"/>
+          <w:b/>
+          <w:color w:val="000000"/>
+          <w:sz w:val="18"/>
+          <w:highlight w:val="lightGray"/>
+        </w:rPr>
+        <w:t>on</w:t>
+      </w:r>
+      <w:r>
+        <w:rPr>
+          <w:rFonts w:ascii="Arial" w:eastAsia="Arial" w:hAnsi="Arial"/>
+          <w:sz w:val="18"/>
+          <w:highlight w:val="lightGray"/>
+        </w:rPr>
+        <w:t xml:space="preserve"> [8/18/2025]</w:t>
       </w:r>
     </w:p>
     <w:p>
@@ -1206,7 +1370,7 @@
           <w:noProof/>
         </w:rPr>
         <w:drawing>
-          <wp:inline distT="114300" distB="114300" distL="114300" distR="114300" wp14:anchorId="2C2DC0CD" wp14:editId="724A3DA1">
+          <wp:inline distT="114300" distB="114300" distL="114300" distR="114300" wp14:anchorId="566FCEA8" wp14:editId="1A57DCA6">
             <wp:extent cx="5943600" cy="2603500"/>
             <wp:effectExtent l="0" t="0" r="0" b="0"/>
             <wp:docPr id="2" name="image2.png"/>
@@ -1372,7 +1536,6 @@
           </w:tcPr>
           <w:p>
             <w:r>
-              <w:lastRenderedPageBreak/>
               <w:t>Test Cases Planned</w:t>
             </w:r>
           </w:p>
@@ -1851,7 +2014,7 @@
     </w:tbl>
     <w:p>
       <w:r>
-        <w:pict w14:anchorId="62625A59">
+        <w:pict w14:anchorId="0FDCE623">
           <v:rect id="_x0000_i1030" style="width:0;height:1.5pt" o:hralign="center" o:hrstd="t" o:hr="t" fillcolor="#a0a0a0" stroked="f"/>
         </w:pict>
       </w:r>
@@ -1878,51 +2041,77 @@
       </w:pPr>
       <w:r>
         <w:rPr>
-          <w:b/>
-          <w:shd w:val="clear" w:color="auto" w:fill="B7B7B7"/>
-        </w:rPr>
-        <w:t># Source</w:t>
-      </w:r>
-      <w:r>
-        <w:rPr>
-          <w:shd w:val="clear" w:color="auto" w:fill="B7B7B7"/>
-        </w:rPr>
-        <w:t xml:space="preserve">: </w:t>
-      </w:r>
-      <w:r>
-        <w:rPr>
-          <w:b/>
-          <w:shd w:val="clear" w:color="auto" w:fill="B7B7B7"/>
-        </w:rPr>
-        <w:t xml:space="preserve">Chatgpt </w:t>
-      </w:r>
-      <w:r>
-        <w:rPr>
-          <w:b/>
-          <w:sz w:val="14"/>
-          <w:szCs w:val="14"/>
-          <w:shd w:val="clear" w:color="auto" w:fill="B7B7B7"/>
-        </w:rPr>
-        <w:t>(GPT</w:t>
-      </w:r>
-      <w:r>
-        <w:rPr>
-          <w:rFonts w:ascii="Cambria Math" w:hAnsi="Cambria Math" w:cs="Cambria Math"/>
-          <w:b/>
-          <w:sz w:val="14"/>
-          <w:szCs w:val="14"/>
-          <w:shd w:val="clear" w:color="auto" w:fill="B7B7B7"/>
+          <w:rFonts w:ascii="Arial" w:eastAsia="Arial" w:hAnsi="Arial" w:cs="Arial"/>
+          <w:b/>
+          <w:color w:val="000000"/>
+          <w:sz w:val="18"/>
+          <w:highlight w:val="lightGray"/>
+        </w:rPr>
+        <w:t># Source: AI Source: Provided by: [Data Path</w:t>
+      </w:r>
+      <w:r>
+        <w:rPr>
+          <w:rFonts w:ascii="Arial" w:eastAsia="Arial" w:hAnsi="Arial" w:cs="Arial"/>
+          <w:color w:val="000000"/>
+          <w:sz w:val="18"/>
+          <w:highlight w:val="lightGray"/>
+        </w:rPr>
+        <w:t xml:space="preserve">: Persons Table -&gt; ID Column: 1, Name_En Column: Motasem Essam] -&gt; </w:t>
+      </w:r>
+      <w:r>
+        <w:rPr>
+          <w:rFonts w:ascii="Arial" w:eastAsia="Arial" w:hAnsi="Arial" w:cs="Arial"/>
+          <w:b/>
+          <w:color w:val="000000"/>
+          <w:sz w:val="18"/>
+          <w:highlight w:val="lightGray"/>
+        </w:rPr>
+        <w:t>From:</w:t>
+      </w:r>
+      <w:r>
+        <w:rPr>
+          <w:rFonts w:ascii="Arial" w:eastAsia="Arial" w:hAnsi="Arial" w:cs="Arial"/>
+          <w:color w:val="000000"/>
+          <w:sz w:val="18"/>
+          <w:highlight w:val="lightGray"/>
+        </w:rPr>
+        <w:t xml:space="preserve"> [Chatgpt (GPT</w:t>
+      </w:r>
+      <w:r>
+        <w:rPr>
+          <w:rFonts w:ascii="Arial" w:eastAsia="Arial" w:hAnsi="Arial" w:cs="Cambria Math"/>
+          <w:color w:val="000000"/>
+          <w:sz w:val="18"/>
+          <w:highlight w:val="lightGray"/>
         </w:rPr>
         <w:t>‑</w:t>
       </w:r>
       <w:r>
         <w:rPr>
-          <w:b/>
-          <w:sz w:val="14"/>
-          <w:szCs w:val="14"/>
-          <w:shd w:val="clear" w:color="auto" w:fill="B7B7B7"/>
-        </w:rPr>
-        <w:t>5 Mini) at [8/18/2025]</w:t>
+          <w:rFonts w:ascii="Arial" w:eastAsia="Arial" w:hAnsi="Arial" w:cs="Arial"/>
+          <w:color w:val="000000"/>
+          <w:sz w:val="18"/>
+          <w:highlight w:val="lightGray"/>
+        </w:rPr>
+        <w:t xml:space="preserve">5 Mini)] </w:t>
+      </w:r>
+      <w:r>
+        <w:rPr>
+          <w:rFonts w:ascii="Arial" w:eastAsia="Arial" w:hAnsi="Arial" w:cs="Arial"/>
+          <w:b/>
+          <w:color w:val="000000"/>
+          <w:sz w:val="18"/>
+          <w:highlight w:val="lightGray"/>
+        </w:rPr>
+        <w:t>on</w:t>
+      </w:r>
+      <w:r>
+        <w:rPr>
+          <w:rFonts w:ascii="Arial" w:eastAsia="Arial" w:hAnsi="Arial"/>
+          <w:sz w:val="18"/>
+          <w:highlight w:val="lightGray"/>
+        </w:rPr>
+        <w:t xml:space="preserve"> [8/18/2025]</w:t>
       </w:r>
     </w:p>
     <w:p>
@@ -1931,7 +2120,7 @@
           <w:ilvl w:val="0"/>
           <w:numId w:val="4"/>
         </w:numPr>
-        <w:spacing w:before="240"/>
+        <w:spacing w:before="240" w:after="0" w:line="276" w:lineRule="auto"/>
       </w:pPr>
       <w:r>
         <w:rPr>
@@ -1965,6 +2154,7 @@
           <w:ilvl w:val="0"/>
           <w:numId w:val="4"/>
         </w:numPr>
+        <w:spacing w:after="0" w:line="276" w:lineRule="auto"/>
       </w:pPr>
       <w:r>
         <w:rPr>
@@ -1998,6 +2188,7 @@
           <w:ilvl w:val="0"/>
           <w:numId w:val="4"/>
         </w:numPr>
+        <w:spacing w:after="0" w:line="276" w:lineRule="auto"/>
       </w:pPr>
       <w:r>
         <w:rPr>
@@ -2031,7 +2222,7 @@
           <w:ilvl w:val="0"/>
           <w:numId w:val="4"/>
         </w:numPr>
-        <w:spacing w:after="240"/>
+        <w:spacing w:after="240" w:line="276" w:lineRule="auto"/>
       </w:pPr>
       <w:r>
         <w:rPr>
@@ -2061,7 +2252,7 @@
     </w:p>
     <w:p>
       <w:r>
-        <w:pict w14:anchorId="7230E4DE">
+        <w:pict w14:anchorId="287593C0">
           <v:rect id="_x0000_i1031" style="width:0;height:1.5pt" o:hralign="center" o:hrstd="t" o:hr="t" fillcolor="#a0a0a0" stroked="f"/>
         </w:pict>
       </w:r>
@@ -2097,18 +2288,19 @@
     </w:p>
     <w:p>
       <w:r>
-        <w:pict w14:anchorId="58C8FF00">
+        <w:pict w14:anchorId="41B1E7B8">
           <v:rect id="_x0000_i1032" style="width:0;height:1.5pt" o:hralign="center" o:hrstd="t" o:hr="t" fillcolor="#a0a0a0" stroked="f"/>
         </w:pict>
       </w:r>
     </w:p>
+    <w:p/>
     <w:p/>
     <w:p/>
     <w:sectPr>
       <w:pgSz w:w="12240" w:h="15840"/>
       <w:pgMar w:top="1440" w:right="1440" w:bottom="1440" w:left="1440" w:header="720" w:footer="720" w:gutter="0"/>
-      <w:pgNumType w:start="1"/>
       <w:cols w:space="720"/>
+      <w:docGrid w:linePitch="360"/>
     </w:sectPr>
   </w:body>
 </w:document>
@@ -3215,18 +3407,6 @@
   <w:style w:type="paragraph" w:default="1" w:styleId="Normal">
     <w:name w:val="Normal"/>
     <w:qFormat/>
-    <w:rsid w:val="0085035A"/>
-    <w:pPr>
-      <w:spacing w:after="0" w:line="276" w:lineRule="auto"/>
-    </w:pPr>
-    <w:rPr>
-      <w:rFonts w:ascii="Arial" w:eastAsia="Arial" w:hAnsi="Arial" w:cs="Arial"/>
-      <w:kern w:val="0"/>
-      <w:sz w:val="22"/>
-      <w:szCs w:val="22"/>
-      <w:lang w:val="en"/>
-      <w14:ligatures w14:val="none"/>
-    </w:rPr>
   </w:style>
   <w:style w:type="paragraph" w:styleId="Heading1">
     <w:name w:val="heading 1"/>
@@ -3235,7 +3415,7 @@
     <w:link w:val="Heading1Char"/>
     <w:uiPriority w:val="9"/>
     <w:qFormat/>
-    <w:rsid w:val="00B04AC9"/>
+    <w:rsid w:val="008A4CB7"/>
     <w:pPr>
       <w:keepNext/>
       <w:keepLines/>
@@ -3257,7 +3437,7 @@
     <w:uiPriority w:val="9"/>
     <w:unhideWhenUsed/>
     <w:qFormat/>
-    <w:rsid w:val="00B04AC9"/>
+    <w:rsid w:val="008A4CB7"/>
     <w:pPr>
       <w:keepNext/>
       <w:keepLines/>
@@ -3279,7 +3459,7 @@
     <w:uiPriority w:val="9"/>
     <w:unhideWhenUsed/>
     <w:qFormat/>
-    <w:rsid w:val="00B04AC9"/>
+    <w:rsid w:val="008A4CB7"/>
     <w:pPr>
       <w:keepNext/>
       <w:keepLines/>
@@ -3302,7 +3482,7 @@
     <w:semiHidden/>
     <w:unhideWhenUsed/>
     <w:qFormat/>
-    <w:rsid w:val="00B04AC9"/>
+    <w:rsid w:val="008A4CB7"/>
     <w:pPr>
       <w:keepNext/>
       <w:keepLines/>
@@ -3325,7 +3505,7 @@
     <w:semiHidden/>
     <w:unhideWhenUsed/>
     <w:qFormat/>
-    <w:rsid w:val="00B04AC9"/>
+    <w:rsid w:val="008A4CB7"/>
     <w:pPr>
       <w:keepNext/>
       <w:keepLines/>
@@ -3346,11 +3526,11 @@
     <w:semiHidden/>
     <w:unhideWhenUsed/>
     <w:qFormat/>
-    <w:rsid w:val="00B04AC9"/>
+    <w:rsid w:val="008A4CB7"/>
     <w:pPr>
       <w:keepNext/>
       <w:keepLines/>
-      <w:spacing w:before="40"/>
+      <w:spacing w:before="40" w:after="0"/>
       <w:outlineLvl w:val="5"/>
     </w:pPr>
     <w:rPr>
@@ -3369,11 +3549,11 @@
     <w:semiHidden/>
     <w:unhideWhenUsed/>
     <w:qFormat/>
-    <w:rsid w:val="00B04AC9"/>
+    <w:rsid w:val="008A4CB7"/>
     <w:pPr>
       <w:keepNext/>
       <w:keepLines/>
-      <w:spacing w:before="40"/>
+      <w:spacing w:before="40" w:after="0"/>
       <w:outlineLvl w:val="6"/>
     </w:pPr>
     <w:rPr>
@@ -3390,10 +3570,11 @@
     <w:semiHidden/>
     <w:unhideWhenUsed/>
     <w:qFormat/>
-    <w:rsid w:val="00B04AC9"/>
+    <w:rsid w:val="008A4CB7"/>
     <w:pPr>
       <w:keepNext/>
       <w:keepLines/>
+      <w:spacing w:after="0"/>
       <w:outlineLvl w:val="7"/>
     </w:pPr>
     <w:rPr>
@@ -3412,10 +3593,11 @@
     <w:semiHidden/>
     <w:unhideWhenUsed/>
     <w:qFormat/>
-    <w:rsid w:val="00B04AC9"/>
+    <w:rsid w:val="008A4CB7"/>
     <w:pPr>
       <w:keepNext/>
       <w:keepLines/>
+      <w:spacing w:after="0"/>
       <w:outlineLvl w:val="8"/>
     </w:pPr>
     <w:rPr>
@@ -3455,7 +3637,7 @@
     <w:basedOn w:val="DefaultParagraphFont"/>
     <w:link w:val="Heading1"/>
     <w:uiPriority w:val="9"/>
-    <w:rsid w:val="00B04AC9"/>
+    <w:rsid w:val="008A4CB7"/>
     <w:rPr>
       <w:rFonts w:asciiTheme="majorHAnsi" w:eastAsiaTheme="majorEastAsia" w:hAnsiTheme="majorHAnsi" w:cstheme="majorBidi"/>
       <w:color w:val="2F5496" w:themeColor="accent1" w:themeShade="BF"/>
@@ -3468,7 +3650,7 @@
     <w:basedOn w:val="DefaultParagraphFont"/>
     <w:link w:val="Heading2"/>
     <w:uiPriority w:val="9"/>
-    <w:rsid w:val="00B04AC9"/>
+    <w:rsid w:val="008A4CB7"/>
     <w:rPr>
       <w:rFonts w:asciiTheme="majorHAnsi" w:eastAsiaTheme="majorEastAsia" w:hAnsiTheme="majorHAnsi" w:cstheme="majorBidi"/>
       <w:color w:val="2F5496" w:themeColor="accent1" w:themeShade="BF"/>
@@ -3481,7 +3663,7 @@
     <w:basedOn w:val="DefaultParagraphFont"/>
     <w:link w:val="Heading3"/>
     <w:uiPriority w:val="9"/>
-    <w:rsid w:val="00B04AC9"/>
+    <w:rsid w:val="008A4CB7"/>
     <w:rPr>
       <w:rFonts w:eastAsiaTheme="majorEastAsia" w:cstheme="majorBidi"/>
       <w:color w:val="2F5496" w:themeColor="accent1" w:themeShade="BF"/>
@@ -3495,7 +3677,7 @@
     <w:link w:val="Heading4"/>
     <w:uiPriority w:val="9"/>
     <w:semiHidden/>
-    <w:rsid w:val="00B04AC9"/>
+    <w:rsid w:val="008A4CB7"/>
     <w:rPr>
       <w:rFonts w:eastAsiaTheme="majorEastAsia" w:cstheme="majorBidi"/>
       <w:i/>
@@ -3509,7 +3691,7 @@
     <w:link w:val="Heading5"/>
     <w:uiPriority w:val="9"/>
     <w:semiHidden/>
-    <w:rsid w:val="00B04AC9"/>
+    <w:rsid w:val="008A4CB7"/>
     <w:rPr>
       <w:rFonts w:eastAsiaTheme="majorEastAsia" w:cstheme="majorBidi"/>
       <w:color w:val="2F5496" w:themeColor="accent1" w:themeShade="BF"/>
@@ -3521,7 +3703,7 @@
     <w:link w:val="Heading6"/>
     <w:uiPriority w:val="9"/>
     <w:semiHidden/>
-    <w:rsid w:val="00B04AC9"/>
+    <w:rsid w:val="008A4CB7"/>
     <w:rPr>
       <w:rFonts w:eastAsiaTheme="majorEastAsia" w:cstheme="majorBidi"/>
       <w:i/>
@@ -3535,7 +3717,7 @@
     <w:link w:val="Heading7"/>
     <w:uiPriority w:val="9"/>
     <w:semiHidden/>
-    <w:rsid w:val="00B04AC9"/>
+    <w:rsid w:val="008A4CB7"/>
     <w:rPr>
       <w:rFonts w:eastAsiaTheme="majorEastAsia" w:cstheme="majorBidi"/>
       <w:color w:val="595959" w:themeColor="text1" w:themeTint="A6"/>
@@ -3547,7 +3729,7 @@
     <w:link w:val="Heading8"/>
     <w:uiPriority w:val="9"/>
     <w:semiHidden/>
-    <w:rsid w:val="00B04AC9"/>
+    <w:rsid w:val="008A4CB7"/>
     <w:rPr>
       <w:rFonts w:eastAsiaTheme="majorEastAsia" w:cstheme="majorBidi"/>
       <w:i/>
@@ -3561,7 +3743,7 @@
     <w:link w:val="Heading9"/>
     <w:uiPriority w:val="9"/>
     <w:semiHidden/>
-    <w:rsid w:val="00B04AC9"/>
+    <w:rsid w:val="008A4CB7"/>
     <w:rPr>
       <w:rFonts w:eastAsiaTheme="majorEastAsia" w:cstheme="majorBidi"/>
       <w:color w:val="272727" w:themeColor="text1" w:themeTint="D8"/>
@@ -3574,7 +3756,7 @@
     <w:link w:val="TitleChar"/>
     <w:uiPriority w:val="10"/>
     <w:qFormat/>
-    <w:rsid w:val="00B04AC9"/>
+    <w:rsid w:val="008A4CB7"/>
     <w:pPr>
       <w:spacing w:after="80" w:line="240" w:lineRule="auto"/>
       <w:contextualSpacing/>
@@ -3592,7 +3774,7 @@
     <w:basedOn w:val="DefaultParagraphFont"/>
     <w:link w:val="Title"/>
     <w:uiPriority w:val="10"/>
-    <w:rsid w:val="00B04AC9"/>
+    <w:rsid w:val="008A4CB7"/>
     <w:rPr>
       <w:rFonts w:asciiTheme="majorHAnsi" w:eastAsiaTheme="majorEastAsia" w:hAnsiTheme="majorHAnsi" w:cstheme="majorBidi"/>
       <w:spacing w:val="-10"/>
@@ -3608,7 +3790,7 @@
     <w:link w:val="SubtitleChar"/>
     <w:uiPriority w:val="11"/>
     <w:qFormat/>
-    <w:rsid w:val="00B04AC9"/>
+    <w:rsid w:val="008A4CB7"/>
     <w:pPr>
       <w:numPr>
         <w:ilvl w:val="1"/>
@@ -3627,7 +3809,7 @@
     <w:basedOn w:val="DefaultParagraphFont"/>
     <w:link w:val="Subtitle"/>
     <w:uiPriority w:val="11"/>
-    <w:rsid w:val="00B04AC9"/>
+    <w:rsid w:val="008A4CB7"/>
     <w:rPr>
       <w:rFonts w:eastAsiaTheme="majorEastAsia" w:cstheme="majorBidi"/>
       <w:color w:val="595959" w:themeColor="text1" w:themeTint="A6"/>
@@ -3643,7 +3825,7 @@
     <w:link w:val="QuoteChar"/>
     <w:uiPriority w:val="29"/>
     <w:qFormat/>
-    <w:rsid w:val="00B04AC9"/>
+    <w:rsid w:val="008A4CB7"/>
     <w:pPr>
       <w:spacing w:before="160"/>
       <w:jc w:val="center"/>
@@ -3659,7 +3841,7 @@
     <w:basedOn w:val="DefaultParagraphFont"/>
     <w:link w:val="Quote"/>
     <w:uiPriority w:val="29"/>
-    <w:rsid w:val="00B04AC9"/>
+    <w:rsid w:val="008A4CB7"/>
     <w:rPr>
       <w:i/>
       <w:iCs/>
@@ -3671,7 +3853,7 @@
     <w:basedOn w:val="Normal"/>
     <w:uiPriority w:val="34"/>
     <w:qFormat/>
-    <w:rsid w:val="00B04AC9"/>
+    <w:rsid w:val="008A4CB7"/>
     <w:pPr>
       <w:ind w:left="720"/>
       <w:contextualSpacing/>
@@ -3682,7 +3864,7 @@
     <w:basedOn w:val="DefaultParagraphFont"/>
     <w:uiPriority w:val="21"/>
     <w:qFormat/>
-    <w:rsid w:val="00B04AC9"/>
+    <w:rsid w:val="008A4CB7"/>
     <w:rPr>
       <w:i/>
       <w:iCs/>
@@ -3696,7 +3878,7 @@
     <w:link w:val="IntenseQuoteChar"/>
     <w:uiPriority w:val="30"/>
     <w:qFormat/>
-    <w:rsid w:val="00B04AC9"/>
+    <w:rsid w:val="008A4CB7"/>
     <w:pPr>
       <w:pBdr>
         <w:top w:val="single" w:sz="4" w:space="10" w:color="2F5496" w:themeColor="accent1" w:themeShade="BF"/>
@@ -3717,7 +3899,7 @@
     <w:basedOn w:val="DefaultParagraphFont"/>
     <w:link w:val="IntenseQuote"/>
     <w:uiPriority w:val="30"/>
-    <w:rsid w:val="00B04AC9"/>
+    <w:rsid w:val="008A4CB7"/>
     <w:rPr>
       <w:i/>
       <w:iCs/>
@@ -3729,7 +3911,7 @@
     <w:basedOn w:val="DefaultParagraphFont"/>
     <w:uiPriority w:val="32"/>
     <w:qFormat/>
-    <w:rsid w:val="00B04AC9"/>
+    <w:rsid w:val="008A4CB7"/>
     <w:rPr>
       <w:b/>
       <w:bCs/>
